--- a/resume/faculty/tailored/lafayette-college-assistant-professor-ece/documents/word/01_Lafayette_Cover_Letter.docx
+++ b/resume/faculty/tailored/lafayette-college-assistant-professor-ece/documents/word/01_Lafayette_Cover_Letter.docx
@@ -17,7 +17,7 @@
     </w:p>
     <w:p>
       <w:r>
-        <w:t>Professor Yih-Choung Yu and Members of the Search Committee</w:t>
+        <w:t>Members of the Search Committee</w:t>
       </w:r>
       <w:r>
         <w:br/>
@@ -45,7 +45,7 @@
     </w:p>
     <w:p>
       <w:r>
-        <w:t>Dear Professor Yu and Members of the Search Committee:</w:t>
+        <w:t>Dear Members of the Search Committee:</w:t>
       </w:r>
     </w:p>
     <w:p>
@@ -93,7 +93,7 @@
         <w:pStyle w:val="LafayetteNote"/>
       </w:pPr>
       <w:r>
-        <w:t>waseem.placements@gmail.com  |  waseemraza844@gmail.com  |  +1 732-803-9703</w:t>
+        <w:t>waseem.placements@outlook.com  |  waseemraza844@gmail.com  |  +1 732-803-9703</w:t>
       </w:r>
     </w:p>
     <w:sectPr>
